--- a/ml/experiment_report_zh.docx
+++ b/ml/experiment_report_zh.docx
@@ -2917,11 +2917,6 @@
             <w:vAlign w:val="center"/>
           </w:tcPr>
           <w:p>
-            <w:pPr>
-              <w:rPr>
-                <w:rFonts w:hint="eastAsia"/>
-              </w:rPr>
-            </w:pPr>
             <w:proofErr w:type="spellStart"/>
             <w:r>
               <w:rPr>
@@ -3799,16 +3794,7 @@
                 <w:sz w:val="20"/>
                 <w:szCs w:val="20"/>
               </w:rPr>
-              <w:t>Random forest</w:t>
-            </w:r>
-            <w:r>
-              <w:rPr>
-                <w:rFonts w:eastAsia="Arial"/>
-                <w:color w:val="000000"/>
-                <w:sz w:val="20"/>
-                <w:szCs w:val="20"/>
-              </w:rPr>
-              <w:t>（對數版）</w:t>
+              <w:t>Random forest（對數版）</w:t>
             </w:r>
           </w:p>
         </w:tc>
